--- a/public/downloads/zone-based-policy-structure.docx
+++ b/public/downloads/zone-based-policy-structure.docx
@@ -20,7 +20,7 @@
           <w:i/>
           <w:iCs/>
         </w:rPr>
-        <w:t xml:space="preserve">From Firewall Policy Management in Modern Security Operations by Maurizio Moroni. Latest version: https://firewallpolicybook.com/downloads/</w:t>
+        <w:t xml:space="preserve">From Firewall Policy Management in Modern Security Operations by Maurizio Moroni. You may adapt this template for use in your own organization. Latest version: https://firewallpolicybook.com/downloads/</w:t>
       </w:r>
     </w:p>
     <w:p>
